--- a/public/templates/PO_TEMPLATE.docx
+++ b/public/templates/PO_TEMPLATE.docx
@@ -10,10 +10,10 @@
         <w:tblLook w:val="04A0" w:firstRow="1" w:lastRow="0" w:firstColumn="1" w:lastColumn="0" w:noHBand="0" w:noVBand="1"/>
       </w:tblPr>
       <w:tblGrid>
-        <w:gridCol w:w="2000"/>
-        <w:gridCol w:w="5802"/>
-        <w:gridCol w:w="1517"/>
-        <w:gridCol w:w="1867"/>
+        <w:gridCol w:w="2024"/>
+        <w:gridCol w:w="5896"/>
+        <w:gridCol w:w="1530"/>
+        <w:gridCol w:w="1736"/>
       </w:tblGrid>
       <w:tr>
         <w:trPr>
@@ -243,7 +243,7 @@
                 <w:sz w:val="18"/>
                 <w:szCs w:val="18"/>
               </w:rPr>
-              <w:t>{{DOCUMENT_NO}}</w:t>
+              <w:t>HPE-011.F03</w:t>
             </w:r>
           </w:p>
         </w:tc>
@@ -548,8 +548,8 @@
       <w:pPr>
         <w:rPr>
           <w:rFonts w:ascii="Arial" w:hAnsi="Arial" w:cs="Arial"/>
-          <w:sz w:val="18"/>
-          <w:szCs w:val="18"/>
+          <w:sz w:val="10"/>
+          <w:szCs w:val="10"/>
         </w:rPr>
       </w:pPr>
     </w:p>
@@ -566,6 +566,7 @@
           <w:insideH w:val="none" w:sz="0" w:space="0" w:color="auto"/>
           <w:insideV w:val="none" w:sz="0" w:space="0" w:color="auto"/>
         </w:tblBorders>
+        <w:tblLayout w:type="fixed"/>
         <w:tblLook w:val="04A0" w:firstRow="1" w:lastRow="0" w:firstColumn="1" w:lastColumn="0" w:noHBand="0" w:noVBand="1"/>
       </w:tblPr>
       <w:tblGrid>
@@ -575,6 +576,9 @@
         <w:gridCol w:w="2830"/>
       </w:tblGrid>
       <w:tr>
+        <w:trPr>
+          <w:trHeight w:val="198"/>
+        </w:trPr>
         <w:tc>
           <w:tcPr>
             <w:tcW w:w="1985" w:type="dxa"/>
@@ -968,13 +972,6 @@
           <w:p>
             <w:pPr>
               <w:spacing w:before="120" w:after="80"/>
-              <w:rPr>
-                <w:rFonts w:ascii="Arial" w:hAnsi="Arial" w:cs="Arial"/>
-                <w:b/>
-                <w:bCs/>
-                <w:sz w:val="16"/>
-                <w:szCs w:val="16"/>
-              </w:rPr>
             </w:pPr>
             <w:r>
               <w:rPr>
@@ -1058,9 +1055,9 @@
         <w:tblLook w:val="04A0" w:firstRow="1" w:lastRow="0" w:firstColumn="1" w:lastColumn="0" w:noHBand="0" w:noVBand="1"/>
       </w:tblPr>
       <w:tblGrid>
-        <w:gridCol w:w="1591"/>
-        <w:gridCol w:w="877"/>
-        <w:gridCol w:w="4656"/>
+        <w:gridCol w:w="1705"/>
+        <w:gridCol w:w="1080"/>
+        <w:gridCol w:w="4339"/>
         <w:gridCol w:w="1649"/>
         <w:gridCol w:w="2547"/>
       </w:tblGrid>
@@ -1071,7 +1068,7 @@
         </w:trPr>
         <w:tc>
           <w:tcPr>
-            <w:tcW w:w="1591" w:type="dxa"/>
+            <w:tcW w:w="1705" w:type="dxa"/>
           </w:tcPr>
           <w:p>
             <w:pPr>
@@ -1099,7 +1096,7 @@
         </w:tc>
         <w:tc>
           <w:tcPr>
-            <w:tcW w:w="877" w:type="dxa"/>
+            <w:tcW w:w="1080" w:type="dxa"/>
           </w:tcPr>
           <w:p>
             <w:pPr>
@@ -1127,7 +1124,7 @@
         </w:tc>
         <w:tc>
           <w:tcPr>
-            <w:tcW w:w="4656" w:type="dxa"/>
+            <w:tcW w:w="4339" w:type="dxa"/>
           </w:tcPr>
           <w:p>
             <w:pPr>
@@ -1213,11 +1210,11 @@
       <w:tr>
         <w:trPr>
           <w:cantSplit/>
-          <w:trHeight w:hRule="exact" w:val="4735"/>
+          <w:trHeight w:val="4352"/>
         </w:trPr>
         <w:tc>
           <w:tcPr>
-            <w:tcW w:w="1591" w:type="dxa"/>
+            <w:tcW w:w="1705" w:type="dxa"/>
             <w:vMerge w:val="restart"/>
           </w:tcPr>
           <w:p>
@@ -1238,14 +1235,59 @@
               <w:t>{{QUANTITY}}</w:t>
             </w:r>
           </w:p>
-        </w:tc>
-        <w:tc>
-          <w:tcPr>
-            <w:tcW w:w="877" w:type="dxa"/>
+          <w:p>
+            <w:pPr>
+              <w:jc w:val="center"/>
+              <w:rPr>
+                <w:rFonts w:ascii="Arial" w:hAnsi="Arial" w:cs="Arial"/>
+                <w:sz w:val="18"/>
+                <w:szCs w:val="18"/>
+              </w:rPr>
+            </w:pPr>
+          </w:p>
+        </w:tc>
+        <w:tc>
+          <w:tcPr>
+            <w:tcW w:w="1080" w:type="dxa"/>
             <w:vMerge w:val="restart"/>
           </w:tcPr>
           <w:p>
             <w:pPr>
+              <w:rPr>
+                <w:rFonts w:ascii="Arial" w:hAnsi="Arial" w:cs="Arial"/>
+                <w:sz w:val="18"/>
+                <w:szCs w:val="18"/>
+              </w:rPr>
+            </w:pPr>
+            <w:r>
+              <w:rPr>
+                <w:rFonts w:ascii="Arial" w:hAnsi="Arial" w:cs="Arial"/>
+                <w:sz w:val="18"/>
+                <w:szCs w:val="18"/>
+              </w:rPr>
+              <w:t>{{UNIT}}</w:t>
+            </w:r>
+            <w:r>
+              <w:rPr>
+                <w:rFonts w:ascii="Arial" w:hAnsi="Arial" w:cs="Arial"/>
+                <w:sz w:val="18"/>
+                <w:szCs w:val="18"/>
+              </w:rPr>
+              <w:br/>
+            </w:r>
+          </w:p>
+          <w:p>
+            <w:pPr>
+              <w:spacing w:before="20"/>
+              <w:rPr>
+                <w:rFonts w:ascii="Arial" w:hAnsi="Arial" w:cs="Arial"/>
+                <w:sz w:val="18"/>
+                <w:szCs w:val="18"/>
+              </w:rPr>
+            </w:pPr>
+          </w:p>
+          <w:p>
+            <w:pPr>
               <w:jc w:val="center"/>
               <w:rPr>
                 <w:rFonts w:ascii="Arial" w:hAnsi="Arial" w:cs="Arial"/>
@@ -1253,240 +1295,61 @@
                 <w:szCs w:val="18"/>
               </w:rPr>
             </w:pPr>
-            <w:r>
-              <w:rPr>
-                <w:rFonts w:ascii="Arial" w:hAnsi="Arial" w:cs="Arial"/>
-                <w:sz w:val="18"/>
-                <w:szCs w:val="18"/>
-              </w:rPr>
-              <w:t>{{UNIT}}</w:t>
-            </w:r>
-          </w:p>
-        </w:tc>
-        <w:tc>
-          <w:tcPr>
-            <w:tcW w:w="4656" w:type="dxa"/>
+          </w:p>
+        </w:tc>
+        <w:tc>
+          <w:tcPr>
+            <w:tcW w:w="4339" w:type="dxa"/>
             <w:vMerge w:val="restart"/>
           </w:tcPr>
-          <w:p>
-            <w:pPr>
-              <w:rPr>
-                <w:rFonts w:ascii="Arial" w:hAnsi="Arial" w:cs="Arial"/>
-                <w:b/>
-                <w:bCs/>
-                <w:sz w:val="16"/>
-                <w:szCs w:val="16"/>
-              </w:rPr>
-            </w:pPr>
-            <w:r>
-              <w:rPr>
-                <w:rFonts w:ascii="Arial" w:hAnsi="Arial" w:cs="Arial"/>
-                <w:sz w:val="18"/>
-                <w:szCs w:val="18"/>
-              </w:rPr>
-              <w:t>{{DESCRIPTION}}</w:t>
-            </w:r>
-          </w:p>
-          <w:p>
-            <w:pPr>
-              <w:rPr>
-                <w:rFonts w:ascii="Arial" w:hAnsi="Arial" w:cs="Arial"/>
-                <w:b/>
-                <w:bCs/>
-                <w:sz w:val="16"/>
-                <w:szCs w:val="16"/>
-              </w:rPr>
-            </w:pPr>
-          </w:p>
-          <w:p>
-            <w:pPr>
-              <w:rPr>
-                <w:rFonts w:ascii="Arial" w:hAnsi="Arial" w:cs="Arial"/>
-                <w:b/>
-                <w:bCs/>
-                <w:sz w:val="16"/>
-                <w:szCs w:val="16"/>
-              </w:rPr>
-            </w:pPr>
-          </w:p>
-          <w:p>
-            <w:pPr>
-              <w:rPr>
-                <w:rFonts w:ascii="Arial" w:hAnsi="Arial" w:cs="Arial"/>
-                <w:b/>
-                <w:bCs/>
-                <w:sz w:val="16"/>
-                <w:szCs w:val="16"/>
-              </w:rPr>
-            </w:pPr>
-          </w:p>
-          <w:p>
-            <w:pPr>
-              <w:rPr>
-                <w:rFonts w:ascii="Arial" w:hAnsi="Arial" w:cs="Arial"/>
-                <w:b/>
-                <w:bCs/>
-                <w:sz w:val="16"/>
-                <w:szCs w:val="16"/>
-              </w:rPr>
-            </w:pPr>
-          </w:p>
-          <w:p>
-            <w:pPr>
-              <w:rPr>
-                <w:rFonts w:ascii="Arial" w:hAnsi="Arial" w:cs="Arial"/>
-                <w:b/>
-                <w:bCs/>
-                <w:sz w:val="16"/>
-                <w:szCs w:val="16"/>
-              </w:rPr>
-            </w:pPr>
-          </w:p>
-          <w:p>
-            <w:pPr>
-              <w:rPr>
-                <w:rFonts w:ascii="Arial" w:hAnsi="Arial" w:cs="Arial"/>
-                <w:b/>
-                <w:bCs/>
-                <w:sz w:val="16"/>
-                <w:szCs w:val="16"/>
-              </w:rPr>
-            </w:pPr>
-          </w:p>
-          <w:p>
-            <w:pPr>
-              <w:rPr>
-                <w:rFonts w:ascii="Arial" w:hAnsi="Arial" w:cs="Arial"/>
-                <w:b/>
-                <w:bCs/>
-                <w:sz w:val="16"/>
-                <w:szCs w:val="16"/>
-              </w:rPr>
-            </w:pPr>
-          </w:p>
-          <w:p>
-            <w:pPr>
-              <w:rPr>
-                <w:rFonts w:ascii="Arial" w:hAnsi="Arial" w:cs="Arial"/>
-                <w:b/>
-                <w:bCs/>
-                <w:sz w:val="16"/>
-                <w:szCs w:val="16"/>
-              </w:rPr>
-            </w:pPr>
-          </w:p>
-          <w:p>
-            <w:pPr>
-              <w:rPr>
-                <w:rFonts w:ascii="Arial" w:hAnsi="Arial" w:cs="Arial"/>
-                <w:b/>
-                <w:bCs/>
-                <w:sz w:val="16"/>
-                <w:szCs w:val="16"/>
-              </w:rPr>
-            </w:pPr>
-          </w:p>
-          <w:p>
-            <w:pPr>
-              <w:rPr>
-                <w:rFonts w:ascii="Arial" w:hAnsi="Arial" w:cs="Arial"/>
-                <w:b/>
-                <w:bCs/>
-                <w:sz w:val="16"/>
-                <w:szCs w:val="16"/>
-              </w:rPr>
-            </w:pPr>
-          </w:p>
-          <w:p>
-            <w:pPr>
-              <w:rPr>
-                <w:rFonts w:ascii="Arial" w:hAnsi="Arial" w:cs="Arial"/>
-                <w:b/>
-                <w:bCs/>
-                <w:sz w:val="16"/>
-                <w:szCs w:val="16"/>
-              </w:rPr>
-            </w:pPr>
-          </w:p>
-          <w:p>
-            <w:pPr>
-              <w:rPr>
-                <w:rFonts w:ascii="Arial" w:hAnsi="Arial" w:cs="Arial"/>
-                <w:b/>
-                <w:bCs/>
-                <w:sz w:val="16"/>
-                <w:szCs w:val="16"/>
-              </w:rPr>
-            </w:pPr>
-          </w:p>
-          <w:p>
-            <w:pPr>
-              <w:rPr>
-                <w:rFonts w:ascii="Arial" w:hAnsi="Arial" w:cs="Arial"/>
-                <w:sz w:val="18"/>
-                <w:szCs w:val="18"/>
-              </w:rPr>
-            </w:pPr>
-          </w:p>
-          <w:p>
-            <w:pPr>
-              <w:jc w:val="right"/>
-              <w:rPr>
-                <w:rFonts w:ascii="Arial" w:hAnsi="Arial" w:cs="Arial"/>
-                <w:sz w:val="18"/>
-                <w:szCs w:val="18"/>
-              </w:rPr>
-            </w:pPr>
-          </w:p>
-          <w:p>
-            <w:pPr>
-              <w:rPr>
-                <w:rFonts w:ascii="Arial" w:hAnsi="Arial" w:cs="Arial"/>
-                <w:sz w:val="18"/>
-                <w:szCs w:val="18"/>
-              </w:rPr>
-            </w:pPr>
-          </w:p>
-          <w:p>
-            <w:pPr>
-              <w:jc w:val="right"/>
-              <w:rPr>
-                <w:rFonts w:ascii="Arial" w:hAnsi="Arial" w:cs="Arial"/>
-                <w:sz w:val="18"/>
-                <w:szCs w:val="18"/>
-              </w:rPr>
-            </w:pPr>
-          </w:p>
-          <w:p>
-            <w:pPr>
-              <w:rPr>
-                <w:rFonts w:ascii="Arial" w:hAnsi="Arial" w:cs="Arial"/>
-                <w:sz w:val="18"/>
-                <w:szCs w:val="18"/>
-              </w:rPr>
-            </w:pPr>
-          </w:p>
-          <w:p>
-            <w:pPr>
-              <w:rPr>
-                <w:rFonts w:ascii="Arial" w:hAnsi="Arial" w:cs="Arial"/>
-                <w:sz w:val="18"/>
-                <w:szCs w:val="18"/>
-              </w:rPr>
-            </w:pPr>
-          </w:p>
-          <w:p>
-            <w:pPr>
-              <w:jc w:val="right"/>
-              <w:rPr>
-                <w:rFonts w:ascii="Arial" w:hAnsi="Arial" w:cs="Arial"/>
-                <w:sz w:val="18"/>
-                <w:szCs w:val="18"/>
-              </w:rPr>
-            </w:pPr>
-          </w:p>
-          <w:p>
-            <w:pPr>
+          <w:tbl>
+            <w:tblPr>
+              <w:tblStyle w:val="TableGrid"/>
+              <w:tblpPr w:leftFromText="180" w:rightFromText="180" w:vertAnchor="text" w:horzAnchor="margin" w:tblpY="-3847"/>
+              <w:tblOverlap w:val="never"/>
+              <w:tblW w:w="0" w:type="auto"/>
+              <w:tblLook w:val="04A0" w:firstRow="1" w:lastRow="0" w:firstColumn="1" w:lastColumn="0" w:noHBand="0" w:noVBand="1"/>
+            </w:tblPr>
+            <w:tblGrid>
+              <w:gridCol w:w="4430"/>
+            </w:tblGrid>
+            <w:tr>
+              <w:trPr>
+                <w:trHeight w:val="3514"/>
+              </w:trPr>
+              <w:tc>
+                <w:tcPr>
+                  <w:tcW w:w="4430" w:type="dxa"/>
+                  <w:tcBorders>
+                    <w:top w:val="nil"/>
+                    <w:left w:val="nil"/>
+                    <w:bottom w:val="nil"/>
+                    <w:right w:val="nil"/>
+                  </w:tcBorders>
+                </w:tcPr>
+                <w:p>
+                  <w:pPr>
+                    <w:rPr>
+                      <w:rFonts w:ascii="Arial" w:hAnsi="Arial" w:cs="Arial"/>
+                      <w:sz w:val="18"/>
+                      <w:szCs w:val="18"/>
+                    </w:rPr>
+                  </w:pPr>
+                  <w:r>
+                    <w:rPr>
+                      <w:rFonts w:ascii="Arial" w:hAnsi="Arial" w:cs="Arial"/>
+                      <w:sz w:val="18"/>
+                      <w:szCs w:val="18"/>
+                    </w:rPr>
+                    <w:t>{{DESCRIPTION}}</w:t>
+                  </w:r>
+                </w:p>
+              </w:tc>
+            </w:tr>
+          </w:tbl>
+          <w:p>
+            <w:pPr>
+              <w:spacing w:line="276" w:lineRule="auto"/>
               <w:jc w:val="right"/>
               <w:rPr>
                 <w:rFonts w:ascii="Arial" w:hAnsi="Arial" w:cs="Arial"/>
@@ -1514,6 +1377,7 @@
           </w:p>
           <w:p>
             <w:pPr>
+              <w:spacing w:line="276" w:lineRule="auto"/>
               <w:jc w:val="right"/>
               <w:rPr>
                 <w:rFonts w:ascii="Arial" w:hAnsi="Arial" w:cs="Arial"/>
@@ -1532,6 +1396,7 @@
           </w:p>
           <w:p>
             <w:pPr>
+              <w:spacing w:line="276" w:lineRule="auto"/>
               <w:jc w:val="right"/>
               <w:rPr>
                 <w:rFonts w:ascii="Arial" w:hAnsi="Arial" w:cs="Arial"/>
@@ -1573,8 +1438,8 @@
                 <w:rFonts w:ascii="Arial" w:hAnsi="Arial" w:cs="Arial"/>
                 <w:b/>
                 <w:bCs/>
-                <w:sz w:val="18"/>
-                <w:szCs w:val="18"/>
+                <w:sz w:val="36"/>
+                <w:szCs w:val="36"/>
               </w:rPr>
             </w:pPr>
             <w:r>
@@ -1659,37 +1524,17 @@
                 <w:sz w:val="18"/>
                 <w:szCs w:val="18"/>
               </w:rPr>
-              <w:t>Discount VAT Amount (12</w:t>
-            </w:r>
-            <w:proofErr w:type="gramStart"/>
-            <w:r>
-              <w:rPr>
-                <w:rFonts w:ascii="Arial" w:hAnsi="Arial" w:cs="Arial"/>
-                <w:sz w:val="18"/>
-                <w:szCs w:val="18"/>
-              </w:rPr>
-              <w:t>%)</w:t>
-            </w:r>
-            <w:r>
-              <w:rPr>
-                <w:rFonts w:ascii="Arial" w:hAnsi="Arial" w:cs="Arial"/>
-                <w:b/>
-                <w:bCs/>
-                <w:sz w:val="18"/>
-                <w:szCs w:val="18"/>
-              </w:rPr>
-              <w:t xml:space="preserve">   </w:t>
-            </w:r>
-            <w:proofErr w:type="gramEnd"/>
-            <w:r>
-              <w:rPr>
-                <w:rFonts w:ascii="Arial" w:hAnsi="Arial" w:cs="Arial"/>
-                <w:b/>
-                <w:bCs/>
-                <w:sz w:val="18"/>
-                <w:szCs w:val="18"/>
-              </w:rPr>
-              <w:t xml:space="preserve"> </w:t>
+              <w:t>Discount VAT Amount (12%)</w:t>
+            </w:r>
+            <w:r>
+              <w:rPr>
+                <w:rFonts w:ascii="Arial" w:hAnsi="Arial" w:cs="Arial"/>
+                <w:b/>
+                <w:bCs/>
+                <w:sz w:val="18"/>
+                <w:szCs w:val="18"/>
+              </w:rPr>
+              <w:t xml:space="preserve">    </w:t>
             </w:r>
           </w:p>
         </w:tc>
@@ -2006,28 +1851,6 @@
           </w:p>
           <w:p>
             <w:pPr>
-              <w:rPr>
-                <w:rFonts w:ascii="Arial" w:hAnsi="Arial" w:cs="Arial"/>
-                <w:b/>
-                <w:bCs/>
-                <w:sz w:val="16"/>
-                <w:szCs w:val="16"/>
-              </w:rPr>
-            </w:pPr>
-          </w:p>
-          <w:p>
-            <w:pPr>
-              <w:rPr>
-                <w:rFonts w:ascii="Arial" w:hAnsi="Arial" w:cs="Arial"/>
-                <w:b/>
-                <w:bCs/>
-                <w:sz w:val="16"/>
-                <w:szCs w:val="16"/>
-              </w:rPr>
-            </w:pPr>
-          </w:p>
-          <w:p>
-            <w:pPr>
               <w:spacing w:line="276" w:lineRule="auto"/>
               <w:jc w:val="center"/>
               <w:rPr>
@@ -2042,7 +1865,15 @@
                 <w:sz w:val="18"/>
                 <w:szCs w:val="18"/>
               </w:rPr>
-              <w:t>1%</w:t>
+              <w:t>{{PARTS}}</w:t>
+            </w:r>
+            <w:r>
+              <w:rPr>
+                <w:rFonts w:ascii="Arial" w:hAnsi="Arial" w:cs="Arial"/>
+                <w:sz w:val="18"/>
+                <w:szCs w:val="18"/>
+              </w:rPr>
+              <w:t>%</w:t>
             </w:r>
           </w:p>
           <w:p>
@@ -2059,7 +1890,15 @@
                 <w:sz w:val="18"/>
                 <w:szCs w:val="18"/>
               </w:rPr>
-              <w:t>2%</w:t>
+              <w:t>{{LABOR}}</w:t>
+            </w:r>
+            <w:r>
+              <w:rPr>
+                <w:rFonts w:ascii="Arial" w:hAnsi="Arial" w:cs="Arial"/>
+                <w:sz w:val="18"/>
+                <w:szCs w:val="18"/>
+              </w:rPr>
+              <w:t>%</w:t>
             </w:r>
           </w:p>
           <w:p>
@@ -2077,7 +1916,7 @@
         <w:tc>
           <w:tcPr>
             <w:tcW w:w="2547" w:type="dxa"/>
-            <w:vAlign w:val="bottom"/>
+            <w:noWrap/>
           </w:tcPr>
           <w:p>
             <w:pPr>
@@ -2094,7 +1933,7 @@
                 <w:sz w:val="22"/>
                 <w:szCs w:val="22"/>
               </w:rPr>
-              <w:t xml:space="preserve">              </w:t>
+              <w:t xml:space="preserve">            </w:t>
             </w:r>
             <w:r>
               <w:rPr>
@@ -2102,14 +1941,6 @@
                 <w:sz w:val="22"/>
                 <w:szCs w:val="22"/>
               </w:rPr>
-              <w:t xml:space="preserve"> </w:t>
-            </w:r>
-            <w:r>
-              <w:rPr>
-                <w:rFonts w:ascii="Arial" w:hAnsi="Arial" w:cs="Arial"/>
-                <w:sz w:val="22"/>
-                <w:szCs w:val="22"/>
-              </w:rPr>
               <w:t>{{AMOUNT}}</w:t>
             </w:r>
           </w:p>
@@ -2232,42 +2063,17 @@
           </w:p>
           <w:p>
             <w:pPr>
-              <w:rPr>
-                <w:rFonts w:ascii="Arial" w:hAnsi="Arial" w:cs="Arial"/>
-                <w:sz w:val="18"/>
-                <w:szCs w:val="18"/>
-              </w:rPr>
-            </w:pPr>
-          </w:p>
-          <w:p>
-            <w:pPr>
-              <w:rPr>
-                <w:rFonts w:ascii="Arial" w:hAnsi="Arial" w:cs="Arial"/>
-                <w:sz w:val="18"/>
-                <w:szCs w:val="18"/>
-              </w:rPr>
-            </w:pPr>
-          </w:p>
-          <w:p>
-            <w:pPr>
-              <w:rPr>
-                <w:rFonts w:ascii="Arial" w:hAnsi="Arial" w:cs="Arial"/>
-                <w:sz w:val="18"/>
-                <w:szCs w:val="18"/>
-              </w:rPr>
-            </w:pPr>
-          </w:p>
-          <w:p>
-            <w:pPr>
-              <w:rPr>
-                <w:rFonts w:ascii="Arial" w:hAnsi="Arial" w:cs="Arial"/>
-                <w:sz w:val="18"/>
-                <w:szCs w:val="18"/>
-              </w:rPr>
-            </w:pPr>
-          </w:p>
-          <w:p>
-            <w:pPr>
+              <w:spacing w:line="276" w:lineRule="auto"/>
+              <w:rPr>
+                <w:rFonts w:ascii="Arial" w:hAnsi="Arial" w:cs="Arial"/>
+                <w:sz w:val="18"/>
+                <w:szCs w:val="18"/>
+              </w:rPr>
+            </w:pPr>
+          </w:p>
+          <w:p>
+            <w:pPr>
+              <w:spacing w:line="276" w:lineRule="auto"/>
               <w:jc w:val="right"/>
               <w:rPr>
                 <w:rFonts w:ascii="Arial" w:hAnsi="Arial" w:cs="Arial"/>
@@ -2275,6 +2081,17 @@
                 <w:szCs w:val="18"/>
               </w:rPr>
             </w:pPr>
+          </w:p>
+          <w:p>
+            <w:pPr>
+              <w:spacing w:line="276" w:lineRule="auto"/>
+              <w:jc w:val="right"/>
+              <w:rPr>
+                <w:rFonts w:ascii="Arial" w:hAnsi="Arial" w:cs="Arial"/>
+                <w:sz w:val="18"/>
+                <w:szCs w:val="18"/>
+              </w:rPr>
+            </w:pPr>
             <w:r>
               <w:rPr>
                 <w:rFonts w:ascii="Arial" w:hAnsi="Arial" w:cs="Arial"/>
@@ -2286,6 +2103,7 @@
           </w:p>
           <w:p>
             <w:pPr>
+              <w:spacing w:line="276" w:lineRule="auto"/>
               <w:jc w:val="right"/>
               <w:rPr>
                 <w:rFonts w:ascii="Arial" w:hAnsi="Arial" w:cs="Arial"/>
@@ -2347,11 +2165,11 @@
       <w:tr>
         <w:trPr>
           <w:cantSplit/>
-          <w:trHeight w:val="1070"/>
+          <w:trHeight w:val="1000"/>
         </w:trPr>
         <w:tc>
           <w:tcPr>
-            <w:tcW w:w="1591" w:type="dxa"/>
+            <w:tcW w:w="1705" w:type="dxa"/>
             <w:vMerge/>
           </w:tcPr>
           <w:p>
@@ -2367,7 +2185,7 @@
         </w:tc>
         <w:tc>
           <w:tcPr>
-            <w:tcW w:w="877" w:type="dxa"/>
+            <w:tcW w:w="1080" w:type="dxa"/>
             <w:vMerge/>
           </w:tcPr>
           <w:p>
@@ -2383,7 +2201,7 @@
         </w:tc>
         <w:tc>
           <w:tcPr>
-            <w:tcW w:w="4656" w:type="dxa"/>
+            <w:tcW w:w="4339" w:type="dxa"/>
             <w:vMerge/>
           </w:tcPr>
           <w:p>
@@ -2418,7 +2236,6 @@
         <w:tc>
           <w:tcPr>
             <w:tcW w:w="2547" w:type="dxa"/>
-            <w:vAlign w:val="bottom"/>
           </w:tcPr>
           <w:p>
             <w:pPr>
@@ -2435,6 +2252,76 @@
                 <w:sz w:val="18"/>
                 <w:szCs w:val="18"/>
               </w:rPr>
+              <w:t xml:space="preserve"> </w:t>
+            </w:r>
+            <w:r>
+              <w:rPr>
+                <w:rFonts w:ascii="Arial" w:hAnsi="Arial" w:cs="Arial"/>
+                <w:sz w:val="18"/>
+                <w:szCs w:val="18"/>
+              </w:rPr>
+              <w:t xml:space="preserve"> </w:t>
+            </w:r>
+            <w:r>
+              <w:rPr>
+                <w:rFonts w:ascii="Arial" w:hAnsi="Arial" w:cs="Arial"/>
+                <w:sz w:val="18"/>
+                <w:szCs w:val="18"/>
+              </w:rPr>
+              <w:t>{{TOTAL_AMOUNT}}</w:t>
+            </w:r>
+          </w:p>
+          <w:p>
+            <w:pPr>
+              <w:jc w:val="right"/>
+              <w:rPr>
+                <w:rFonts w:ascii="Arial" w:hAnsi="Arial" w:cs="Arial"/>
+                <w:b/>
+                <w:bCs/>
+                <w:sz w:val="12"/>
+                <w:szCs w:val="12"/>
+              </w:rPr>
+            </w:pPr>
+          </w:p>
+          <w:p>
+            <w:pPr>
+              <w:jc w:val="right"/>
+              <w:rPr>
+                <w:rFonts w:ascii="Arial" w:hAnsi="Arial" w:cs="Arial"/>
+                <w:b/>
+                <w:bCs/>
+                <w:sz w:val="12"/>
+                <w:szCs w:val="12"/>
+              </w:rPr>
+            </w:pPr>
+          </w:p>
+          <w:p>
+            <w:pPr>
+              <w:jc w:val="right"/>
+              <w:rPr>
+                <w:rFonts w:ascii="Arial" w:hAnsi="Arial" w:cs="Arial"/>
+                <w:b/>
+                <w:bCs/>
+                <w:sz w:val="12"/>
+                <w:szCs w:val="12"/>
+              </w:rPr>
+            </w:pPr>
+          </w:p>
+          <w:p>
+            <w:pPr>
+              <w:jc w:val="right"/>
+              <w:rPr>
+                <w:rFonts w:ascii="Arial" w:hAnsi="Arial" w:cs="Arial"/>
+                <w:sz w:val="18"/>
+                <w:szCs w:val="18"/>
+              </w:rPr>
+            </w:pPr>
+            <w:r>
+              <w:rPr>
+                <w:rFonts w:ascii="Arial" w:hAnsi="Arial" w:cs="Arial"/>
+                <w:sz w:val="18"/>
+                <w:szCs w:val="18"/>
+              </w:rPr>
               <w:t xml:space="preserve">      </w:t>
             </w:r>
             <w:r>
@@ -2443,15 +2330,15 @@
                 <w:sz w:val="18"/>
                 <w:szCs w:val="18"/>
               </w:rPr>
-              <w:t xml:space="preserve">  </w:t>
-            </w:r>
-            <w:r>
-              <w:rPr>
-                <w:rFonts w:ascii="Arial" w:hAnsi="Arial" w:cs="Arial"/>
-                <w:sz w:val="18"/>
-                <w:szCs w:val="18"/>
-              </w:rPr>
-              <w:t>{{TOTAL_AMOUNT}}</w:t>
+              <w:t xml:space="preserve">    </w:t>
+            </w:r>
+            <w:r>
+              <w:rPr>
+                <w:rFonts w:ascii="Arial" w:hAnsi="Arial" w:cs="Arial"/>
+                <w:sz w:val="18"/>
+                <w:szCs w:val="18"/>
+              </w:rPr>
+              <w:t>{{GROSS_AMOUNT}}</w:t>
             </w:r>
           </w:p>
           <w:p>
@@ -2465,52 +2352,6 @@
                 <w:szCs w:val="16"/>
               </w:rPr>
             </w:pPr>
-          </w:p>
-          <w:p>
-            <w:pPr>
-              <w:jc w:val="right"/>
-              <w:rPr>
-                <w:rFonts w:ascii="Arial" w:hAnsi="Arial" w:cs="Arial"/>
-                <w:sz w:val="18"/>
-                <w:szCs w:val="18"/>
-              </w:rPr>
-            </w:pPr>
-            <w:r>
-              <w:rPr>
-                <w:rFonts w:ascii="Arial" w:hAnsi="Arial" w:cs="Arial"/>
-                <w:sz w:val="18"/>
-                <w:szCs w:val="18"/>
-              </w:rPr>
-              <w:t xml:space="preserve">      </w:t>
-            </w:r>
-            <w:r>
-              <w:rPr>
-                <w:rFonts w:ascii="Arial" w:hAnsi="Arial" w:cs="Arial"/>
-                <w:sz w:val="18"/>
-                <w:szCs w:val="18"/>
-              </w:rPr>
-              <w:t xml:space="preserve">    </w:t>
-            </w:r>
-            <w:r>
-              <w:rPr>
-                <w:rFonts w:ascii="Arial" w:hAnsi="Arial" w:cs="Arial"/>
-                <w:sz w:val="18"/>
-                <w:szCs w:val="18"/>
-              </w:rPr>
-              <w:t>{{GROSS_AMOUNT}}</w:t>
-            </w:r>
-          </w:p>
-          <w:p>
-            <w:pPr>
-              <w:jc w:val="right"/>
-              <w:rPr>
-                <w:rFonts w:ascii="Arial" w:hAnsi="Arial" w:cs="Arial"/>
-                <w:b/>
-                <w:bCs/>
-                <w:sz w:val="16"/>
-                <w:szCs w:val="16"/>
-              </w:rPr>
-            </w:pPr>
             <w:r>
               <w:rPr>
                 <w:rFonts w:ascii="Arial" w:hAnsi="Arial" w:cs="Arial"/>
@@ -2541,53 +2382,33 @@
                 <w:sz w:val="18"/>
                 <w:szCs w:val="18"/>
               </w:rPr>
-              <w:t>{{PARTS_EWT}}</w:t>
-            </w:r>
-            <w:r>
-              <w:rPr>
-                <w:rFonts w:ascii="Arial" w:hAnsi="Arial" w:cs="Arial"/>
-                <w:sz w:val="18"/>
-                <w:szCs w:val="18"/>
-              </w:rPr>
-              <w:br/>
-            </w:r>
-            <w:r>
-              <w:rPr>
-                <w:rFonts w:ascii="Arial" w:hAnsi="Arial" w:cs="Arial"/>
-                <w:b/>
-                <w:bCs/>
-                <w:sz w:val="16"/>
-                <w:szCs w:val="16"/>
-              </w:rPr>
-              <w:t xml:space="preserve">                      </w:t>
-            </w:r>
-            <w:proofErr w:type="gramStart"/>
-            <w:r>
-              <w:rPr>
-                <w:rFonts w:ascii="Arial" w:hAnsi="Arial" w:cs="Arial"/>
-                <w:b/>
-                <w:bCs/>
-                <w:sz w:val="16"/>
-                <w:szCs w:val="16"/>
-              </w:rPr>
-              <w:t xml:space="preserve">   </w:t>
-            </w:r>
-            <w:r>
-              <w:rPr>
-                <w:rFonts w:ascii="Arial" w:hAnsi="Arial" w:cs="Arial"/>
-                <w:sz w:val="16"/>
-                <w:szCs w:val="16"/>
-              </w:rPr>
-              <w:t>{</w:t>
-            </w:r>
-            <w:proofErr w:type="gramEnd"/>
-            <w:r>
-              <w:rPr>
-                <w:rFonts w:ascii="Arial" w:hAnsi="Arial" w:cs="Arial"/>
-                <w:sz w:val="16"/>
-                <w:szCs w:val="16"/>
-              </w:rPr>
-              <w:t>{LABOR_EWT}}</w:t>
+              <w:t>{{PARTS_EWT}</w:t>
+            </w:r>
+            <w:r>
+              <w:rPr>
+                <w:rFonts w:ascii="Arial" w:hAnsi="Arial" w:cs="Arial"/>
+                <w:sz w:val="18"/>
+                <w:szCs w:val="18"/>
+              </w:rPr>
+              <w:t>}</w:t>
+            </w:r>
+            <w:r>
+              <w:rPr>
+                <w:rFonts w:ascii="Arial" w:hAnsi="Arial" w:cs="Arial"/>
+                <w:b/>
+                <w:bCs/>
+                <w:sz w:val="18"/>
+                <w:szCs w:val="18"/>
+              </w:rPr>
+              <w:t xml:space="preserve">                    </w:t>
+            </w:r>
+            <w:r>
+              <w:rPr>
+                <w:rFonts w:ascii="Arial" w:hAnsi="Arial" w:cs="Arial"/>
+                <w:sz w:val="18"/>
+                <w:szCs w:val="18"/>
+              </w:rPr>
+              <w:t>{{LABOR_EWT}}</w:t>
             </w:r>
             <w:r>
               <w:rPr>
@@ -2621,11 +2442,11 @@
       <w:tr>
         <w:trPr>
           <w:cantSplit/>
-          <w:trHeight w:val="341"/>
+          <w:trHeight w:val="199"/>
         </w:trPr>
         <w:tc>
           <w:tcPr>
-            <w:tcW w:w="2468" w:type="dxa"/>
+            <w:tcW w:w="2785" w:type="dxa"/>
             <w:gridSpan w:val="2"/>
           </w:tcPr>
           <w:p>
@@ -2642,7 +2463,7 @@
         </w:tc>
         <w:tc>
           <w:tcPr>
-            <w:tcW w:w="6305" w:type="dxa"/>
+            <w:tcW w:w="5988" w:type="dxa"/>
             <w:gridSpan w:val="2"/>
           </w:tcPr>
           <w:p>
@@ -2689,16 +2510,8 @@
                 <w:rFonts w:ascii="Arial" w:hAnsi="Arial" w:cs="Arial"/>
                 <w:b/>
                 <w:bCs/>
-                <w:sz w:val="18"/>
-                <w:szCs w:val="18"/>
-              </w:rPr>
-              <w:t xml:space="preserve">      </w:t>
-            </w:r>
-            <w:r>
-              <w:rPr>
-                <w:rFonts w:ascii="Arial" w:hAnsi="Arial" w:cs="Arial"/>
-                <w:b/>
-                <w:bCs/>
+                <w:sz w:val="22"/>
+                <w:szCs w:val="22"/>
               </w:rPr>
               <w:t>{{TOTAL_AMOUNT}}</w:t>
             </w:r>
@@ -2732,92 +2545,48 @@
                 <w:sz w:val="18"/>
                 <w:szCs w:val="18"/>
               </w:rPr>
-              <w:t xml:space="preserve">PAYMENT TERMS:               </w:t>
-            </w:r>
-            <w:proofErr w:type="gramStart"/>
-            <w:r>
-              <w:rPr>
-                <w:rFonts w:ascii="Arial" w:hAnsi="Arial" w:cs="Arial"/>
-                <w:b/>
-                <w:bCs/>
-                <w:sz w:val="18"/>
-                <w:szCs w:val="18"/>
-              </w:rPr>
-              <w:t xml:space="preserve">   </w:t>
-            </w:r>
-            <w:r>
-              <w:rPr>
-                <w:rFonts w:ascii="Arial" w:hAnsi="Arial" w:cs="Arial"/>
-                <w:b/>
-                <w:bCs/>
-                <w:sz w:val="18"/>
-                <w:szCs w:val="18"/>
-              </w:rPr>
-              <w:t>{</w:t>
-            </w:r>
-            <w:proofErr w:type="gramEnd"/>
-            <w:r>
-              <w:rPr>
-                <w:rFonts w:ascii="Arial" w:hAnsi="Arial" w:cs="Arial"/>
-                <w:b/>
-                <w:bCs/>
-                <w:sz w:val="18"/>
-                <w:szCs w:val="18"/>
-              </w:rPr>
-              <w:t>{PAYMENT_TERMS}}</w:t>
-            </w:r>
-          </w:p>
-          <w:p>
-            <w:pPr>
-              <w:rPr>
-                <w:rFonts w:ascii="Arial" w:hAnsi="Arial" w:cs="Arial"/>
-                <w:b/>
-                <w:bCs/>
-                <w:sz w:val="18"/>
-                <w:szCs w:val="18"/>
-              </w:rPr>
-            </w:pPr>
-            <w:r>
-              <w:rPr>
-                <w:rFonts w:ascii="Arial" w:hAnsi="Arial" w:cs="Arial"/>
-                <w:b/>
-                <w:bCs/>
-                <w:sz w:val="18"/>
-                <w:szCs w:val="18"/>
-              </w:rPr>
-              <w:t xml:space="preserve">WORK DURATION:               </w:t>
-            </w:r>
-            <w:proofErr w:type="gramStart"/>
-            <w:r>
-              <w:rPr>
-                <w:rFonts w:ascii="Arial" w:hAnsi="Arial" w:cs="Arial"/>
-                <w:b/>
-                <w:bCs/>
-                <w:sz w:val="18"/>
-                <w:szCs w:val="18"/>
-              </w:rPr>
-              <w:t xml:space="preserve">   </w:t>
-            </w:r>
-            <w:r>
-              <w:rPr>
-                <w:rFonts w:ascii="Arial" w:hAnsi="Arial" w:cs="Arial"/>
-                <w:b/>
-                <w:bCs/>
-                <w:sz w:val="18"/>
-                <w:szCs w:val="18"/>
-              </w:rPr>
-              <w:t>{</w:t>
-            </w:r>
-            <w:proofErr w:type="gramEnd"/>
-            <w:r>
-              <w:rPr>
-                <w:rFonts w:ascii="Arial" w:hAnsi="Arial" w:cs="Arial"/>
-                <w:b/>
-                <w:bCs/>
-                <w:sz w:val="18"/>
-                <w:szCs w:val="18"/>
-              </w:rPr>
-              <w:t>{WORK_DURATION}}</w:t>
+              <w:t xml:space="preserve">PAYMENT TERMS:                  </w:t>
+            </w:r>
+            <w:r>
+              <w:rPr>
+                <w:rFonts w:ascii="Arial" w:hAnsi="Arial" w:cs="Arial"/>
+                <w:b/>
+                <w:bCs/>
+                <w:sz w:val="18"/>
+                <w:szCs w:val="18"/>
+              </w:rPr>
+              <w:t>{{PAYMENT_TERMS}}</w:t>
+            </w:r>
+          </w:p>
+          <w:p>
+            <w:pPr>
+              <w:rPr>
+                <w:rFonts w:ascii="Arial" w:hAnsi="Arial" w:cs="Arial"/>
+                <w:b/>
+                <w:bCs/>
+                <w:sz w:val="18"/>
+                <w:szCs w:val="18"/>
+              </w:rPr>
+            </w:pPr>
+            <w:r>
+              <w:rPr>
+                <w:rFonts w:ascii="Arial" w:hAnsi="Arial" w:cs="Arial"/>
+                <w:b/>
+                <w:bCs/>
+                <w:sz w:val="18"/>
+                <w:szCs w:val="18"/>
+              </w:rPr>
+              <w:t xml:space="preserve">WORK DURATION:                  </w:t>
+            </w:r>
+            <w:r>
+              <w:rPr>
+                <w:rFonts w:ascii="Arial" w:hAnsi="Arial" w:cs="Arial"/>
+                <w:b/>
+                <w:bCs/>
+                <w:sz w:val="18"/>
+                <w:szCs w:val="18"/>
+              </w:rPr>
+              <w:t>{{WORK_DURATION}}</w:t>
             </w:r>
           </w:p>
           <w:p>
@@ -2837,39 +2606,17 @@
                 <w:sz w:val="18"/>
                 <w:szCs w:val="18"/>
               </w:rPr>
-              <w:t xml:space="preserve">WARRANTY:                          </w:t>
-            </w:r>
-            <w:proofErr w:type="gramStart"/>
-            <w:r>
-              <w:rPr>
-                <w:rFonts w:ascii="Arial" w:hAnsi="Arial" w:cs="Arial"/>
-                <w:b/>
-                <w:bCs/>
-                <w:sz w:val="18"/>
-                <w:szCs w:val="18"/>
-              </w:rPr>
-              <w:t xml:space="preserve">   </w:t>
-            </w:r>
-            <w:r>
-              <w:rPr>
-                <w:rFonts w:ascii="Arial" w:hAnsi="Arial" w:cs="Arial"/>
-                <w:b/>
-                <w:bCs/>
-                <w:sz w:val="18"/>
-                <w:szCs w:val="18"/>
-              </w:rPr>
-              <w:t>{</w:t>
-            </w:r>
-            <w:proofErr w:type="gramEnd"/>
-            <w:r>
-              <w:rPr>
-                <w:rFonts w:ascii="Arial" w:hAnsi="Arial" w:cs="Arial"/>
-                <w:b/>
-                <w:bCs/>
-                <w:sz w:val="18"/>
-                <w:szCs w:val="18"/>
-              </w:rPr>
-              <w:t>{WARRANTY}}</w:t>
+              <w:t xml:space="preserve">WARRANTY:                             </w:t>
+            </w:r>
+            <w:r>
+              <w:rPr>
+                <w:rFonts w:ascii="Arial" w:hAnsi="Arial" w:cs="Arial"/>
+                <w:b/>
+                <w:bCs/>
+                <w:sz w:val="18"/>
+                <w:szCs w:val="18"/>
+              </w:rPr>
+              <w:t>{{WARRANTY}}</w:t>
             </w:r>
             <w:r>
               <w:rPr>
@@ -3046,33 +2793,15 @@
                 <w:sz w:val="16"/>
                 <w:szCs w:val="16"/>
               </w:rPr>
-              <w:t>{{PREPARED_BY_POSITION</w:t>
-            </w:r>
-            <w:proofErr w:type="gramStart"/>
-            <w:r>
-              <w:rPr>
-                <w:rFonts w:ascii="Arial" w:hAnsi="Arial" w:cs="Arial"/>
-                <w:sz w:val="16"/>
-                <w:szCs w:val="16"/>
-              </w:rPr>
-              <w:t>}}</w:t>
-            </w:r>
-            <w:r>
-              <w:rPr>
-                <w:rFonts w:ascii="Arial" w:hAnsi="Arial" w:cs="Arial"/>
-                <w:sz w:val="18"/>
-                <w:szCs w:val="18"/>
-              </w:rPr>
-              <w:t xml:space="preserve">   </w:t>
-            </w:r>
-            <w:proofErr w:type="gramEnd"/>
-            <w:r>
-              <w:rPr>
-                <w:rFonts w:ascii="Arial" w:hAnsi="Arial" w:cs="Arial"/>
-                <w:sz w:val="18"/>
-                <w:szCs w:val="18"/>
-              </w:rPr>
-              <w:t xml:space="preserve">                                                                                                                                             </w:t>
+              <w:t>{{PREPARED_BY_POSITION}}</w:t>
+            </w:r>
+            <w:r>
+              <w:rPr>
+                <w:rFonts w:ascii="Arial" w:hAnsi="Arial" w:cs="Arial"/>
+                <w:sz w:val="18"/>
+                <w:szCs w:val="18"/>
+              </w:rPr>
+              <w:t xml:space="preserve">                                                                                                                                                </w:t>
             </w:r>
           </w:p>
         </w:tc>
@@ -3601,6 +3330,7 @@
           </w:tcPr>
           <w:p>
             <w:pPr>
+              <w:spacing w:before="100"/>
               <w:rPr>
                 <w:rFonts w:ascii="Arial" w:hAnsi="Arial" w:cs="Arial"/>
                 <w:b/>
